--- a/DBTUNING/ch24_ADDM자동진단/ch24_실습문제_추가서술형.docx
+++ b/DBTUNING/ch24_ADDM자동진단/ch24_실습문제_추가서술형.docx
@@ -7,7 +7,7 @@
         <w:pStyle w:val="Heading1"/>
       </w:pPr>
       <w:r>
-        <w:t>제9장  ADDM — 자동 진단 결과 해석 · 추가 실습문제 (서술형·문제해결형·진단절차형)</w:t>
+        <w:t>제ch24  ADDM — 자동 진단 결과 해석 · 추가 실습문제 (서술형·문제해결형·진단절차형)</w:t>
       </w:r>
     </w:p>
     <w:p>
@@ -120,7 +120,7 @@
     </w:p>
     <w:p>
       <w:r>
-        <w:t>[추가-07] 실측 스냅샷 295~296 구간의 상위 세 Finding을 쓰고, 이것이 8장 AWR·10장 ASH와 어떻게 연결되는지 설명하라.</w:t>
+        <w:t>[추가-07] 실측 스냅샷 295~296 구간의 상위 세 Finding을 쓰고, 이것이 ch22 AWR·ch25 ASH와 어떻게 연결되는지 설명하라.</w:t>
       </w:r>
     </w:p>
     <w:p>

--- a/DBTUNING/ch24_ADDM자동진단/ch24_실습문제_추가서술형.docx
+++ b/DBTUNING/ch24_ADDM자동진단/ch24_실습문제_추가서술형.docx
@@ -7,7 +7,7 @@
         <w:pStyle w:val="Heading1"/>
       </w:pPr>
       <w:r>
-        <w:t>제ch24  ADDM — 자동 진단 결과 해석 · 추가 실습문제 (서술형·문제해결형·진단절차형)</w:t>
+        <w:t>ch24  ADDM — 자동 진단 결과 해석 · 추가 실습문제 (서술형·문제해결형·진단절차형)</w:t>
       </w:r>
     </w:p>
     <w:p>
